--- a/简历.docx
+++ b/简历.docx
@@ -79,7 +79,7 @@
           <w:i w:val="0"/>
           <w:sz w:val="19"/>
         </w:rPr>
-        <w:t>当前状态：28届在校生 | 求职意向：前端开发工程师 全栈开发工程师</w:t>
+        <w:t>当前状态：28届在校生 | 求职意向：前端开发工程师</w:t>
       </w:r>
     </w:p>
     <w:p>
@@ -224,38 +224,6 @@
           <w:i w:val="0"/>
           <w:sz w:val="19"/>
         </w:rPr>
-        <w:t>• 熟练使用 Claude Code、Codex 等 AI Coding 工具辅助需求拆解、代码检索、重构、测试与文档沉淀，了解 Agent Harness / Context Engineering 的最佳实践。</w:t>
-      </w:r>
-    </w:p>
-    <w:p>
-      <w:pPr>
-        <w:keepNext w:val="0"/>
-        <w:keepLines w:val="0"/>
-        <w:pageBreakBefore w:val="0"/>
-        <w:widowControl/>
-        <w:kinsoku/>
-        <w:wordWrap/>
-        <w:overflowPunct/>
-        <w:topLinePunct w:val="0"/>
-        <w:autoSpaceDE/>
-        <w:autoSpaceDN/>
-        <w:bidi w:val="0"/>
-        <w:adjustRightInd/>
-        <w:snapToGrid/>
-        <w:spacing w:after="30" w:line="192" w:lineRule="auto"/>
-        <w:ind w:left="255" w:hanging="142"/>
-        <w:textAlignment w:val="auto"/>
-        <w:rPr>
-          <w:rFonts w:hint="eastAsia" w:ascii="微软雅黑" w:hAnsi="微软雅黑" w:eastAsia="微软雅黑" w:cs="微软雅黑"/>
-        </w:rPr>
-      </w:pPr>
-      <w:r>
-        <w:rPr>
-          <w:rFonts w:hint="eastAsia" w:ascii="微软雅黑" w:hAnsi="微软雅黑" w:eastAsia="微软雅黑" w:cs="微软雅黑"/>
-          <w:b w:val="0"/>
-          <w:i w:val="0"/>
-          <w:sz w:val="19"/>
-        </w:rPr>
         <w:t>• 具备前后端协作能力，能基于 REST API、权限状态、Cookie 认证和 CI/CD 流程完成前端工程落地。掌握接口调试工具Apifox</w:t>
       </w:r>
     </w:p>
@@ -321,33 +289,19 @@
     </w:p>
     <w:p>
       <w:pPr>
-        <w:keepNext w:val="0"/>
-        <w:keepLines w:val="0"/>
-        <w:pageBreakBefore w:val="0"/>
-        <w:widowControl/>
-        <w:kinsoku/>
-        <w:wordWrap/>
-        <w:overflowPunct/>
-        <w:topLinePunct w:val="0"/>
-        <w:autoSpaceDE/>
-        <w:autoSpaceDN/>
-        <w:bidi w:val="0"/>
-        <w:adjustRightInd/>
-        <w:snapToGrid/>
-        <w:spacing w:line="240" w:lineRule="auto"/>
-        <w:textAlignment w:val="auto"/>
         <w:rPr>
           <w:rFonts w:hint="eastAsia" w:ascii="微软雅黑" w:hAnsi="微软雅黑" w:eastAsia="微软雅黑" w:cs="微软雅黑"/>
+          <w:sz w:val="18"/>
+          <w:szCs w:val="18"/>
         </w:rPr>
       </w:pPr>
       <w:r>
         <w:rPr>
           <w:rFonts w:hint="eastAsia" w:ascii="微软雅黑" w:hAnsi="微软雅黑" w:eastAsia="微软雅黑" w:cs="微软雅黑"/>
-          <w:b w:val="0"/>
-          <w:i w:val="0"/>
-          <w:sz w:val="19"/>
+          <w:sz w:val="18"/>
+          <w:szCs w:val="18"/>
         </w:rPr>
-        <w:t>Gerden Blog 是一个SEO友好的个人博客与后台内容管理系统，提供文章列表、文章详情、Markdown 渲染、目录导航、用户登录注册、评论发布与删除、管理员文章管理等功能。后端为基于 Cloudflare Workers 的Serverless TypeScript 架构，前端通过统一 API 模块与后端通信。主要工作：负责 Nuxt 前端页面、用户状态管理、文章阅读体验、评论交互和后台文章管理流程开发；同时参与 Hono Worker 后端，实现文章、标签、评论、认证和管理员接口。</w:t>
+        <w:t>基于 Nuxt 4 与 Cloudflare Workers 构建的个人博客及内容管理系统，涵盖文章发布、Markdown 渲染、评论互动与后台管理。独立完成前端工程及主要后端模块开发。</w:t>
       </w:r>
     </w:p>
     <w:p>
@@ -436,7 +390,11 @@
         <w:spacing w:after="40" w:line="240" w:lineRule="auto"/>
         <w:ind w:left="312" w:hanging="215"/>
         <w:rPr>
-          <w:rFonts w:hint="eastAsia" w:ascii="微软雅黑" w:hAnsi="微软雅黑" w:eastAsia="微软雅黑" w:cs="微软雅黑"/>
+          <w:rFonts w:hint="default" w:ascii="微软雅黑" w:hAnsi="微软雅黑" w:eastAsia="微软雅黑" w:cs="微软雅黑"/>
+          <w:b w:val="0"/>
+          <w:i w:val="0"/>
+          <w:sz w:val="19"/>
+          <w:lang w:val="en-US" w:eastAsia="zh-CN"/>
         </w:rPr>
       </w:pPr>
       <w:r>
@@ -446,7 +404,53 @@
           <w:i w:val="0"/>
           <w:sz w:val="19"/>
         </w:rPr>
-        <w:t>2. 博客阅读体验优化：</w:t>
+        <w:t xml:space="preserve">2. </w:t>
+      </w:r>
+      <w:r>
+        <w:rPr>
+          <w:rStyle w:val="133"/>
+          <w:rFonts w:hint="eastAsia" w:ascii="微软雅黑" w:hAnsi="微软雅黑" w:eastAsia="微软雅黑" w:cs="微软雅黑"/>
+          <w:sz w:val="19"/>
+          <w:szCs w:val="19"/>
+        </w:rPr>
+        <w:t>SSR 性能与 SEO 优化：</w:t>
+      </w:r>
+      <w:r>
+        <w:rPr>
+          <w:rFonts w:hint="eastAsia" w:ascii="微软雅黑" w:hAnsi="微软雅黑" w:eastAsia="微软雅黑" w:cs="微软雅黑"/>
+          <w:sz w:val="19"/>
+          <w:szCs w:val="19"/>
+        </w:rPr>
+        <w:t xml:space="preserve"> 基于 Nuxt SSR 实现文章动态路由及 SEO 元信息管理，处理文章 slug 变更后的 301 重定向；将评论等非首屏数据调整为客户端懒加载，减少首屏请求开销。首页 Lighthouse Performance 100、文章详情页 97，SEO 均为 100，LCP 最低约 1.4s。</w:t>
+      </w:r>
+    </w:p>
+    <w:p>
+      <w:pPr>
+        <w:spacing w:after="40" w:line="240" w:lineRule="auto"/>
+        <w:ind w:left="312" w:hanging="215"/>
+        <w:rPr>
+          <w:rFonts w:hint="default" w:ascii="微软雅黑" w:hAnsi="微软雅黑" w:eastAsia="微软雅黑" w:cs="微软雅黑"/>
+          <w:lang w:val="en-US" w:eastAsia="zh-CN"/>
+        </w:rPr>
+      </w:pPr>
+      <w:r>
+        <w:rPr>
+          <w:rFonts w:hint="eastAsia" w:ascii="微软雅黑" w:hAnsi="微软雅黑" w:cs="微软雅黑"/>
+          <w:b/>
+          <w:i w:val="0"/>
+          <w:sz w:val="19"/>
+          <w:lang w:val="en-US" w:eastAsia="zh-CN"/>
+        </w:rPr>
+        <w:t>3</w:t>
+      </w:r>
+      <w:r>
+        <w:rPr>
+          <w:rFonts w:hint="eastAsia" w:ascii="微软雅黑" w:hAnsi="微软雅黑" w:eastAsia="微软雅黑" w:cs="微软雅黑"/>
+          <w:b/>
+          <w:i w:val="0"/>
+          <w:sz w:val="19"/>
+        </w:rPr>
+        <w:t>. Serverless 后端实践：</w:t>
       </w:r>
       <w:r>
         <w:rPr>
@@ -455,17 +459,25 @@
           <w:i w:val="0"/>
           <w:sz w:val="19"/>
         </w:rPr>
-        <w:t xml:space="preserve">实现文章列表、详情页、Markdown HTML 渲染、TOC 目录导航、标题定位和评论区交互；通过前后端约定的 </w:t>
+        <w:t>使用 Hono + Drizzle ORM + Cloudflare D1 设计 Worker 后端，按 routes、services、repositories、middlewares、utils 分层组织代码</w:t>
+      </w:r>
+      <w:r>
+        <w:rPr>
+          <w:rFonts w:hint="eastAsia" w:ascii="微软雅黑" w:hAnsi="微软雅黑" w:cs="微软雅黑"/>
+          <w:b w:val="0"/>
+          <w:i w:val="0"/>
+          <w:sz w:val="19"/>
+          <w:lang w:eastAsia="zh-CN"/>
+        </w:rPr>
+        <w:t>，</w:t>
       </w:r>
       <w:r>
         <w:rPr>
           <w:rFonts w:hint="eastAsia" w:ascii="微软雅黑" w:hAnsi="微软雅黑" w:eastAsia="微软雅黑" w:cs="微软雅黑"/>
-          <w:b w:val="0"/>
-          <w:i w:val="0"/>
-          <w:color w:val="374151"/>
           <w:sz w:val="19"/>
+          <w:szCs w:val="19"/>
         </w:rPr>
-        <w:t>contentHTML</w:t>
+        <w:t>实现基于 JWT 的身份认证</w:t>
       </w:r>
       <w:r>
         <w:rPr>
@@ -474,45 +486,17 @@
           <w:i w:val="0"/>
           <w:sz w:val="19"/>
         </w:rPr>
-        <w:t>、</w:t>
+        <w:t>；使用 Zod 校验请求参数。</w:t>
       </w:r>
       <w:r>
         <w:rPr>
-          <w:rFonts w:hint="eastAsia" w:ascii="微软雅黑" w:hAnsi="微软雅黑" w:eastAsia="微软雅黑" w:cs="微软雅黑"/>
-          <w:b w:val="0"/>
-          <w:i w:val="0"/>
-          <w:color w:val="374151"/>
-          <w:sz w:val="19"/>
-        </w:rPr>
-        <w:t>toc</w:t>
-      </w:r>
-      <w:r>
-        <w:rPr>
-          <w:rFonts w:hint="eastAsia" w:ascii="微软雅黑" w:hAnsi="微软雅黑" w:eastAsia="微软雅黑" w:cs="微软雅黑"/>
+          <w:rFonts w:hint="eastAsia" w:ascii="微软雅黑" w:hAnsi="微软雅黑" w:cs="微软雅黑"/>
           <w:b w:val="0"/>
           <w:i w:val="0"/>
           <w:sz w:val="19"/>
+          <w:lang w:val="en-US" w:eastAsia="zh-CN"/>
         </w:rPr>
-        <w:t>、</w:t>
-      </w:r>
-      <w:r>
-        <w:rPr>
-          <w:rFonts w:hint="eastAsia" w:ascii="微软雅黑" w:hAnsi="微软雅黑" w:eastAsia="微软雅黑" w:cs="微软雅黑"/>
-          <w:b w:val="0"/>
-          <w:i w:val="0"/>
-          <w:color w:val="374151"/>
-          <w:sz w:val="19"/>
-        </w:rPr>
-        <w:t>tags</w:t>
-      </w:r>
-      <w:r>
-        <w:rPr>
-          <w:rFonts w:hint="eastAsia" w:ascii="微软雅黑" w:hAnsi="微软雅黑" w:eastAsia="微软雅黑" w:cs="微软雅黑"/>
-          <w:b w:val="0"/>
-          <w:i w:val="0"/>
-          <w:sz w:val="19"/>
-        </w:rPr>
-        <w:t xml:space="preserve"> 等字段保持文章渲染数据结构清晰。</w:t>
+        <w:t>设计并实现15个RESTful接口，覆盖文章/评论/认证/管理四大模块。</w:t>
       </w:r>
     </w:p>
     <w:p>
@@ -520,9 +504,20 @@
         <w:spacing w:after="40" w:line="240" w:lineRule="auto"/>
         <w:ind w:left="312" w:hanging="215"/>
         <w:rPr>
-          <w:rFonts w:hint="eastAsia" w:ascii="微软雅黑" w:hAnsi="微软雅黑" w:eastAsia="微软雅黑" w:cs="微软雅黑"/>
+          <w:rFonts w:hint="default" w:ascii="微软雅黑" w:hAnsi="微软雅黑" w:eastAsia="微软雅黑" w:cs="微软雅黑"/>
+          <w:lang w:val="en-US" w:eastAsia="zh-CN"/>
         </w:rPr>
       </w:pPr>
+      <w:r>
+        <w:rPr>
+          <w:rFonts w:hint="eastAsia" w:ascii="微软雅黑" w:hAnsi="微软雅黑" w:cs="微软雅黑"/>
+          <w:b/>
+          <w:i w:val="0"/>
+          <w:sz w:val="19"/>
+          <w:lang w:val="en-US" w:eastAsia="zh-CN"/>
+        </w:rPr>
+        <w:t>4</w:t>
+      </w:r>
       <w:r>
         <w:rPr>
           <w:rFonts w:hint="eastAsia" w:ascii="微软雅黑" w:hAnsi="微软雅黑" w:eastAsia="微软雅黑" w:cs="微软雅黑"/>
@@ -530,34 +525,7 @@
           <w:i w:val="0"/>
           <w:sz w:val="19"/>
         </w:rPr>
-        <w:t>3. Serverless 后端迁移实践：</w:t>
-      </w:r>
-      <w:r>
-        <w:rPr>
-          <w:rFonts w:hint="eastAsia" w:ascii="微软雅黑" w:hAnsi="微软雅黑" w:eastAsia="微软雅黑" w:cs="微软雅黑"/>
-          <w:b w:val="0"/>
-          <w:i w:val="0"/>
-          <w:sz w:val="19"/>
-        </w:rPr>
-        <w:t>使用 Hono + Drizzle ORM + Cloudflare D1 设计 Worker 后端，按 routes、services、repositories、middlewares、utils 分层组织代码；使用 Zod 校验请求参数。</w:t>
-      </w:r>
-    </w:p>
-    <w:p>
-      <w:pPr>
-        <w:spacing w:after="40" w:line="240" w:lineRule="auto"/>
-        <w:ind w:left="312" w:hanging="215"/>
-        <w:rPr>
-          <w:rFonts w:hint="eastAsia" w:ascii="微软雅黑" w:hAnsi="微软雅黑" w:eastAsia="微软雅黑" w:cs="微软雅黑"/>
-        </w:rPr>
-      </w:pPr>
-      <w:r>
-        <w:rPr>
-          <w:rFonts w:hint="eastAsia" w:ascii="微软雅黑" w:hAnsi="微软雅黑" w:eastAsia="微软雅黑" w:cs="微软雅黑"/>
-          <w:b/>
-          <w:i w:val="0"/>
-          <w:sz w:val="19"/>
-        </w:rPr>
-        <w:t>4. 前端自动化构建与部署：</w:t>
+        <w:t>. 前端自动化构建与部署：</w:t>
       </w:r>
       <w:r>
         <w:rPr>
@@ -568,32 +536,15 @@
         </w:rPr>
         <w:t>基于 GitHub Actions 搭建 Nuxt 前端自动化部署流程，在代码推送后完成依赖安装、项目构建、构建产物校验、artifact 归档和 VPS 上传；通过 SSH + PM2 激活新版本，并在部署后执行健康检查，失败时自动回滚到上一版本，提升部署稳定性。</w:t>
       </w:r>
-    </w:p>
-    <w:p>
-      <w:pPr>
-        <w:spacing w:after="40" w:line="240" w:lineRule="auto"/>
-        <w:ind w:left="312" w:hanging="215"/>
-        <w:rPr>
-          <w:rFonts w:hint="eastAsia" w:ascii="微软雅黑" w:hAnsi="微软雅黑" w:eastAsia="微软雅黑" w:cs="微软雅黑"/>
-        </w:rPr>
-      </w:pPr>
       <w:r>
         <w:rPr>
-          <w:rFonts w:hint="eastAsia" w:ascii="微软雅黑" w:hAnsi="微软雅黑" w:eastAsia="微软雅黑" w:cs="微软雅黑"/>
-          <w:b/>
-          <w:i w:val="0"/>
-          <w:sz w:val="19"/>
-        </w:rPr>
-        <w:t>5. AI 辅助工程实践：</w:t>
-      </w:r>
-      <w:r>
-        <w:rPr>
-          <w:rFonts w:hint="eastAsia" w:ascii="微软雅黑" w:hAnsi="微软雅黑" w:eastAsia="微软雅黑" w:cs="微软雅黑"/>
+          <w:rFonts w:hint="eastAsia" w:ascii="微软雅黑" w:hAnsi="微软雅黑" w:cs="微软雅黑"/>
           <w:b w:val="0"/>
           <w:i w:val="0"/>
           <w:sz w:val="19"/>
+          <w:lang w:val="en-US" w:eastAsia="zh-CN"/>
         </w:rPr>
-        <w:t>在项目开发中使用 Claude Code / Codex 辅助代码检索、模块重构、迁移计划拆解和文档维护，并通过AGENTS.md、阶段计划和验收清单约束工具输出，提升复杂迁移任务的可控性。</w:t>
+        <w:t>自动化部署平均耗时1.5分钟，相比手动部署效率提升。</w:t>
       </w:r>
     </w:p>
     <w:p>
@@ -603,6 +554,19 @@
           <w:rFonts w:hint="eastAsia" w:ascii="微软雅黑" w:hAnsi="微软雅黑" w:eastAsia="微软雅黑" w:cs="微软雅黑"/>
           <w:b/>
           <w:bCs w:val="0"/>
+          <w:i w:val="0"/>
+          <w:sz w:val="19"/>
+        </w:rPr>
+      </w:pPr>
+    </w:p>
+    <w:p>
+      <w:pPr>
+        <w:pStyle w:val="5"/>
+        <w:rPr>
+          <w:rFonts w:hint="default" w:ascii="微软雅黑" w:hAnsi="微软雅黑" w:eastAsia="微软雅黑" w:cs="微软雅黑"/>
+          <w:b/>
+          <w:bCs w:val="0"/>
+          <w:lang w:val="en-US" w:eastAsia="zh-CN"/>
         </w:rPr>
       </w:pPr>
       <w:r>
@@ -690,6 +654,8 @@
         <w:ind w:left="312" w:hanging="215"/>
         <w:rPr>
           <w:rFonts w:hint="eastAsia" w:ascii="微软雅黑" w:hAnsi="微软雅黑" w:eastAsia="微软雅黑" w:cs="微软雅黑"/>
+          <w:sz w:val="19"/>
+          <w:szCs w:val="19"/>
         </w:rPr>
       </w:pPr>
       <w:r>
@@ -699,16 +665,24 @@
           <w:i w:val="0"/>
           <w:sz w:val="19"/>
         </w:rPr>
-        <w:t>1. 多身份业务管理和RBAC权限体系：</w:t>
+        <w:t xml:space="preserve">1. </w:t>
+      </w:r>
+      <w:r>
+        <w:rPr>
+          <w:rStyle w:val="133"/>
+          <w:rFonts w:hint="eastAsia" w:ascii="微软雅黑" w:hAnsi="微软雅黑" w:eastAsia="微软雅黑" w:cs="微软雅黑"/>
+          <w:sz w:val="19"/>
+          <w:szCs w:val="19"/>
+        </w:rPr>
+        <w:t>多身份权限与状态管理：</w:t>
       </w:r>
       <w:r>
         <w:rPr>
           <w:rFonts w:hint="eastAsia" w:ascii="微软雅黑" w:hAnsi="微软雅黑" w:eastAsia="微软雅黑" w:cs="微软雅黑"/>
-          <w:b w:val="0"/>
-          <w:i w:val="0"/>
           <w:sz w:val="19"/>
+          <w:szCs w:val="19"/>
         </w:rPr>
-        <w:t>使用axios封装路由守卫、请求和响应拦截器，设置全局白名单，显示路由鉴权。使用pinia+持久化插件高效管理用户身份状态，实现不同用户身份之间（高校、中学、教师和普通用户）的页面功能切换，高度复用组件。</w:t>
+        <w:t xml:space="preserve"> 基于 Vue Router 路由守卫与路由白名单实现页面鉴权，通过 Axios 请求/响应拦截器统一处理认证状态；使用 Pinia 及持久化插件管理高校、中学、教师和普通用户等多身份状态，并通过配置化身份判断复用业务组件。</w:t>
       </w:r>
     </w:p>
     <w:p>
@@ -827,6 +801,17 @@
         <w:pStyle w:val="4"/>
         <w:rPr>
           <w:rFonts w:hint="eastAsia" w:ascii="微软雅黑" w:hAnsi="微软雅黑" w:eastAsia="微软雅黑" w:cs="微软雅黑"/>
+          <w:b w:val="0"/>
+          <w:i w:val="0"/>
+          <w:sz w:val="19"/>
+        </w:rPr>
+      </w:pPr>
+    </w:p>
+    <w:p>
+      <w:pPr>
+        <w:pStyle w:val="4"/>
+        <w:rPr>
+          <w:rFonts w:hint="eastAsia" w:ascii="微软雅黑" w:hAnsi="微软雅黑" w:eastAsia="微软雅黑" w:cs="微软雅黑"/>
         </w:rPr>
       </w:pPr>
       <w:r>
@@ -845,36 +830,26 @@
         <w:ind w:left="255" w:hanging="142"/>
         <w:rPr>
           <w:rFonts w:hint="eastAsia" w:ascii="微软雅黑" w:hAnsi="微软雅黑" w:eastAsia="微软雅黑" w:cs="微软雅黑"/>
+          <w:sz w:val="18"/>
+          <w:szCs w:val="18"/>
         </w:rPr>
       </w:pPr>
       <w:r>
         <w:rPr>
+          <w:rStyle w:val="133"/>
           <w:rFonts w:hint="eastAsia" w:ascii="微软雅黑" w:hAnsi="微软雅黑" w:eastAsia="微软雅黑" w:cs="微软雅黑"/>
-          <w:b w:val="0"/>
-          <w:i w:val="0"/>
-          <w:sz w:val="19"/>
+          <w:sz w:val="18"/>
+          <w:szCs w:val="18"/>
         </w:rPr>
-        <w:t>• 熟练掌握HTML5、CSS3、JavaScript(ES6+)，熟悉TypeScript</w:t>
+        <w:t>前端基础：</w:t>
       </w:r>
-      <w:bookmarkStart w:id="0" w:name="_GoBack"/>
-      <w:bookmarkEnd w:id="0"/>
-    </w:p>
-    <w:p>
-      <w:pPr>
-        <w:spacing w:after="30"/>
-        <w:ind w:left="255" w:hanging="142"/>
-        <w:rPr>
-          <w:rFonts w:hint="eastAsia" w:ascii="微软雅黑" w:hAnsi="微软雅黑" w:eastAsia="微软雅黑" w:cs="微软雅黑"/>
-        </w:rPr>
-      </w:pPr>
       <w:r>
         <w:rPr>
           <w:rFonts w:hint="eastAsia" w:ascii="微软雅黑" w:hAnsi="微软雅黑" w:eastAsia="微软雅黑" w:cs="微软雅黑"/>
-          <w:b w:val="0"/>
-          <w:i w:val="0"/>
-          <w:sz w:val="19"/>
+          <w:sz w:val="18"/>
+          <w:szCs w:val="18"/>
         </w:rPr>
-        <w:t>• 熟练掌握Vue3开发生态（Vue Router+Pinia+Composition API）掌握Element plus组件库和Tailwind CSS的使用</w:t>
+        <w:t xml:space="preserve"> 掌握 HTML5、CSS3、JavaScript ES6+与TypeScript，理解 JavaScript 异步机制、事件循环及浏览器渲染流程，熟</w:t>
       </w:r>
     </w:p>
     <w:p>
@@ -883,16 +858,25 @@
         <w:ind w:left="255" w:hanging="142"/>
         <w:rPr>
           <w:rFonts w:hint="eastAsia" w:ascii="微软雅黑" w:hAnsi="微软雅黑" w:eastAsia="微软雅黑" w:cs="微软雅黑"/>
+          <w:sz w:val="18"/>
+          <w:szCs w:val="18"/>
         </w:rPr>
       </w:pPr>
       <w:r>
         <w:rPr>
           <w:rFonts w:hint="eastAsia" w:ascii="微软雅黑" w:hAnsi="微软雅黑" w:eastAsia="微软雅黑" w:cs="微软雅黑"/>
-          <w:b w:val="0"/>
-          <w:i w:val="0"/>
-          <w:sz w:val="19"/>
+          <w:sz w:val="18"/>
+          <w:szCs w:val="18"/>
         </w:rPr>
-        <w:t>• 熟练掌握Nodejs及其后端框架Hono，了解Express和Nest。掌握MySQL数据库。熟悉Nuxt框架，具备后端开发、接口设计经验</w:t>
+        <w:t>悉 HTTP 缓存与常见 Web 网络机制</w:t>
+      </w:r>
+      <w:r>
+        <w:rPr>
+          <w:rFonts w:ascii="宋体" w:hAnsi="宋体" w:eastAsia="宋体" w:cs="宋体"/>
+          <w:sz w:val="24"/>
+          <w:szCs w:val="24"/>
+        </w:rPr>
+        <w:t>。</w:t>
       </w:r>
     </w:p>
     <w:p>
@@ -901,17 +885,114 @@
         <w:ind w:left="255" w:hanging="142"/>
         <w:rPr>
           <w:rFonts w:hint="eastAsia" w:ascii="微软雅黑" w:hAnsi="微软雅黑" w:eastAsia="微软雅黑" w:cs="微软雅黑"/>
+          <w:sz w:val="18"/>
+          <w:szCs w:val="18"/>
+          <w:lang w:val="en-US" w:eastAsia="zh-CN"/>
+        </w:rPr>
+      </w:pPr>
+      <w:r>
+        <w:rPr>
+          <w:rStyle w:val="133"/>
+          <w:rFonts w:hint="eastAsia" w:ascii="微软雅黑" w:hAnsi="微软雅黑" w:eastAsia="微软雅黑" w:cs="微软雅黑"/>
+          <w:sz w:val="18"/>
+          <w:szCs w:val="18"/>
+        </w:rPr>
+        <w:t>Vue 生态：</w:t>
+      </w:r>
+      <w:r>
+        <w:rPr>
+          <w:rFonts w:hint="eastAsia" w:ascii="微软雅黑" w:hAnsi="微软雅黑" w:eastAsia="微软雅黑" w:cs="微软雅黑"/>
+          <w:sz w:val="18"/>
+          <w:szCs w:val="18"/>
+        </w:rPr>
+        <w:t xml:space="preserve"> 熟悉 Vue 3、Composition API、Vue Router、Pinia 及 Nuxt，具备 SSR、SEO 优化和前端权限控制实践</w:t>
+      </w:r>
+      <w:r>
+        <w:rPr>
+          <w:rFonts w:hint="eastAsia" w:ascii="微软雅黑" w:hAnsi="微软雅黑" w:cs="微软雅黑"/>
+          <w:sz w:val="18"/>
+          <w:szCs w:val="18"/>
+          <w:lang w:val="en-US" w:eastAsia="zh-CN"/>
+        </w:rPr>
+        <w:t>.</w:t>
+      </w:r>
+    </w:p>
+    <w:p>
+      <w:pPr>
+        <w:spacing w:after="30"/>
+        <w:ind w:left="255" w:hanging="142"/>
+        <w:rPr>
+          <w:rFonts w:hint="eastAsia" w:ascii="微软雅黑" w:hAnsi="微软雅黑" w:eastAsia="微软雅黑" w:cs="微软雅黑"/>
+          <w:sz w:val="18"/>
+          <w:szCs w:val="18"/>
+        </w:rPr>
+      </w:pPr>
+      <w:r>
+        <w:rPr>
+          <w:rStyle w:val="133"/>
+          <w:rFonts w:hint="eastAsia" w:ascii="微软雅黑" w:hAnsi="微软雅黑" w:eastAsia="微软雅黑" w:cs="微软雅黑"/>
+          <w:sz w:val="18"/>
+          <w:szCs w:val="18"/>
+        </w:rPr>
+        <w:t>工程化：</w:t>
+      </w:r>
+      <w:r>
+        <w:rPr>
+          <w:rFonts w:hint="eastAsia" w:ascii="微软雅黑" w:hAnsi="微软雅黑" w:eastAsia="微软雅黑" w:cs="微软雅黑"/>
+          <w:sz w:val="18"/>
+          <w:szCs w:val="18"/>
+        </w:rPr>
+        <w:t xml:space="preserve"> 熟悉 Vite、Git、GitHub Actions、PM2，具备前端自动化部署、健康检查及版本回滚实践。</w:t>
+      </w:r>
+    </w:p>
+    <w:p>
+      <w:pPr>
+        <w:spacing w:after="30"/>
+        <w:ind w:left="255" w:hanging="142"/>
+        <w:rPr>
+          <w:rFonts w:hint="eastAsia" w:ascii="微软雅黑" w:hAnsi="微软雅黑" w:eastAsia="微软雅黑" w:cs="微软雅黑"/>
+          <w:sz w:val="18"/>
+          <w:szCs w:val="18"/>
+        </w:rPr>
+      </w:pPr>
+      <w:r>
+        <w:rPr>
+          <w:rStyle w:val="133"/>
+          <w:rFonts w:hint="eastAsia" w:ascii="微软雅黑" w:hAnsi="微软雅黑" w:eastAsia="微软雅黑" w:cs="微软雅黑"/>
+          <w:sz w:val="18"/>
+          <w:szCs w:val="18"/>
+        </w:rPr>
+        <w:t>服务端：</w:t>
+      </w:r>
+      <w:r>
+        <w:rPr>
+          <w:rFonts w:hint="eastAsia" w:ascii="微软雅黑" w:hAnsi="微软雅黑" w:eastAsia="微软雅黑" w:cs="微软雅黑"/>
+          <w:sz w:val="18"/>
+          <w:szCs w:val="18"/>
+        </w:rPr>
+        <w:t xml:space="preserve"> 了解 Node.js 服务端开发，使用 Hono、Drizzle ORM、Cloudflare Workers/D1 完成 REST API 与 JWT 身份认</w:t>
+      </w:r>
+    </w:p>
+    <w:p>
+      <w:pPr>
+        <w:spacing w:after="30"/>
+        <w:ind w:left="255" w:hanging="142"/>
+        <w:rPr>
+          <w:rFonts w:hint="eastAsia" w:ascii="微软雅黑" w:hAnsi="微软雅黑" w:eastAsia="微软雅黑" w:cs="微软雅黑"/>
+          <w:sz w:val="18"/>
+          <w:szCs w:val="18"/>
         </w:rPr>
       </w:pPr>
       <w:r>
         <w:rPr>
           <w:rFonts w:hint="eastAsia" w:ascii="微软雅黑" w:hAnsi="微软雅黑" w:eastAsia="微软雅黑" w:cs="微软雅黑"/>
-          <w:b w:val="0"/>
-          <w:i w:val="0"/>
-          <w:sz w:val="19"/>
+          <w:sz w:val="18"/>
+          <w:szCs w:val="18"/>
         </w:rPr>
-        <w:t>• 熟练掌握claude code和codex等vibe coding工具，了解harness工程的最佳实践并具备开发经验</w:t>
+        <w:t>证开发。</w:t>
       </w:r>
+      <w:bookmarkStart w:id="0" w:name="_GoBack"/>
+      <w:bookmarkEnd w:id="0"/>
     </w:p>
     <w:sectPr>
       <w:pgSz w:w="12240" w:h="15840"/>
@@ -1118,7 +1199,7 @@
   <w:docDefaults>
     <w:rPrDefault>
       <w:rPr>
-        <w:rFonts w:asciiTheme="minorHAnsi" w:hAnsiTheme="minorHAnsi" w:eastAsiaTheme="minorEastAsia" w:cstheme="minorBidi"/>
+        <w:rFonts w:ascii="Times New Roman" w:hAnsi="Times New Roman" w:eastAsia="宋体" w:cs="Times New Roman"/>
       </w:rPr>
     </w:rPrDefault>
     <w:pPrDefault/>
